--- a/report/HealthGraph_IEEE_Report.docx
+++ b/report/HealthGraph_IEEE_Report.docx
@@ -1500,7 +1500,7 @@
         <w:t xml:space="preserve">Deployment. </w:t>
       </w:r>
       <w:r>
-        <w:t xml:space="preserve">A trained GNN must score patients it has never seen. The deployment bundle stores the fitted preprocessor, the reference cohort's features and edges, the weights, Platt parameters and threshold. A new encounter is preprocessed with the same transform and attached to the reference graph with the training rules; because an L-layer GNN only sees L hops, the forward pass runs on that subgraph alone, and a unit test confirms it equals a full-graph pass to within 10⁻⁴. A FastAPI service exposes POST /predict, POST /predict/batch, GET /model/info and GET /health, with Pydantic input validation (enumerated codes, numeric ranges from the data dictionary, an ICD-9 regex, rejection of unknown fields, and refusal of death/hospice dispositions) returning HTTP 422 per-field errors. Responses include the calibrated risk, risk band, follow-up flag, top risk drivers and the most-attended similar patients. A Gradio UI (Fig. 8) is mounted at /ui. The Docker image (python:3.12-slim, CPU PyTorch, non-root, health check) is deployed on AWS EC2 (free-tier t3.micro, Amazon Linux 2023, ap-south-1) by deploy/deploy_aws_ec2.sh, which uses a private S3 bucket and an HTTP-only security group. The live service returns the same predictions as the local container in about 0.4 s. Live UI: http://15.252.73.160/ui — API docs: http://15.252.73.160/docs.</w:t>
+        <w:t xml:space="preserve">A trained GNN must score patients it has never seen. The deployment bundle stores the fitted preprocessor, the reference cohort's features and edges, the weights, Platt parameters and threshold. A new encounter is preprocessed with the same transform and attached to the reference graph with the training rules; because an L-layer GNN only sees L hops, the forward pass runs on that subgraph alone, and a unit test confirms it equals a full-graph pass to within 10⁻⁴. A FastAPI service exposes POST /predict, POST /predict/batch, GET /model/info and GET /health, with Pydantic input validation (enumerated codes, numeric ranges from the data dictionary, an ICD-9 regex, rejection of unknown fields, and refusal of death/hospice dispositions) returning HTTP 422 per-field errors. Responses include the calibrated risk, risk band, follow-up flag, top risk drivers and the most-attended similar patients. A Gradio UI (Fig. 8) is mounted at /ui. The Docker image (python:3.12-slim, CPU PyTorch, non-root, health check) is deployed on AWS EC2 (free-tier t3.micro, Amazon Linux 2023, ap-south-1, with an Elastic IP for a fixed address) by deploy/deploy_aws_ec2.sh, which uses a private S3 bucket and an HTTP-only security group. The live service returns the same predictions as the local container in about 0.4 s. Live UI: http://3.7.153.70/ui — API docs: http://3.7.153.70/docs.</w:t>
       </w:r>
     </w:p>
     <w:p>
